--- a/s03/descargables/S03_ALU_02_Manual_Politicas_Internas.docx
+++ b/s03/descargables/S03_ALU_02_Manual_Politicas_Internas.docx
@@ -5631,7 +5631,7 @@
                 <w:sz w:val="19"/>
                 <w:szCs w:val="19"/>
               </w:rPr>
-              <w:t xml:space="preserve">[Si aplican medidas simplificadas: Cuando el Riesgo sea evaluado como bajo, [DENOMINACIÓN] podrá cumplir la obligación de recabar copia del documento de identificación oficial mediante el resguardo de los datos señalados en dicho documento, en los términos y condiciones previstos en las Reglas.]</w:t>
+              <w:t>[Si aplican medidas simplificadas: Cuando concurran las dos condiciones —que el Riesgo de [DENOMINACIÓN] haya sido evaluado como bajo conforme al artículo 15 del Reglamento, y que la persona Cliente o Usuaria esté clasificada como de bajo Riesgo conforme al Capítulo III Bis de las Reglas, en términos del artículo 17 de las mismas—, [DENOMINACIÓN] podrá integrar el expediente únicamente con los datos de los Anexos que correspondan y cumplir la obligación de recabar copia del documento de identificación oficial mediante el resguardo de los datos señalados en dicho documento, solicitando su exhibición en original o copia certificada.]</w:t>
             </w:r>
           </w:p>
         </w:tc>
